--- a/example_articles/gender/Women/1.gender_Women_New_York_Times.docx
+++ b/example_articles/gender/Women/1.gender_Women_New_York_Times.docx
@@ -7,7 +7,7 @@
         <w:pStyle w:val="Heading1"/>
       </w:pPr>
       <w:r>
-        <w:t>Barry Guilty on One Drug Count; Mistral is Declared on Felonies</w:t>
+        <w:t>In Small Shelters, Touch Of Home for Homeless</w:t>
       </w:r>
     </w:p>
     <w:p>
@@ -17,17 +17,17 @@
     </w:p>
     <w:p>
       <w:r>
-        <w:t>Date: 1990-08-11</w:t>
+        <w:t>Date: 1990-11-11</w:t>
       </w:r>
     </w:p>
     <w:p>
       <w:r>
-        <w:t>Section: Section 1; Page 1, Column 1; National Desk</w:t>
+        <w:t>Section: Section 1;; Section 1; Part 1; Page 34; Column 5; Metropolitan Desk; Part 1;; Column 5;</w:t>
       </w:r>
     </w:p>
     <w:p>
       <w:r>
-        <w:t>Source file: NYT/53.DOCX</w:t>
+        <w:t>Source file: NYT/45.DOCX</w:t>
       </w:r>
     </w:p>
     <w:p>
@@ -49,99 +49,67 @@
     </w:p>
     <w:p>
       <w:r>
-        <w:t>The jury in the trial of Mayor Marion S. Barry Jr. convicted him today of one misdemeanor count of drug possession and acquitted him of another misdemeanor drug charge. But it failed to reach a verdict on the 12 remaining charges, including the most serious ones.</w:t>
+        <w:t>Four years ago, Sister Kathleen Toner opened Samaritan House. Her goal was to show that homeless mothers and children could be given a place to live that was more like a home and cost less than welfare hotels or the big, impersonal and sometimes dangerous shelters run by New York City.</w:t>
         <w:br/>
-        <w:t>Judge Thomas Penfield Jackson declared a mistrial on those 12 counts, and the Federal prosecutors said they were uncertain whether to seek a new trial on the unresolved charges.</w:t>
+        <w:t>Since then, Samaritan House has prospered, evoked some imitators and expanded. work is nearing completion on a second Samaritan House.</w:t>
         <w:br/>
-        <w:t>The verdict ended a sensational trial that attracted national attention and transformed the political landscape of the city of Washington. Many local residents were saddened and angered by the eight weeks of testimony that portrayed the top local official in the District of Columbia, a three-term Mayor, as a drug user. Others were outraged by what they considered a vendetta by prosecutors, most of whom were white, against one of the country's most prominent black politicians.</w:t>
+        <w:t>The two nonsectarian residences in the Park Slope section of Brooklyn together accommodate 12 families -- barely a drop in the bucket of the city's homeless problem.</w:t>
         <w:br/>
-        <w:t>The jurors refused to say why they reached the two verdicts or how they were divided on the other counts. [Page 12.] Judge Jackson set a hearing for Sept. 17 when prosecutors can request a new trial and when Mr. Barry's lawyers can appeal the single conviction. The Mayor was released on his own recognizance pending the hearing.</w:t>
-        <w:br/>
-        <w:t>''We will assess the case to determine how we should proceed from here,'' said the prosecutor, United States Attorney Jay B. Stephens.</w:t>
-        <w:br/>
-        <w:t>Mr. Barry could be sentenced to up to a year in prison and fined $100,000 on the possession conviction, although it is rare for a judge to require jail time for a first-time offender on such a charge.</w:t>
-        <w:br/>
-        <w:t>The Mayor broke into a broad grin upon hearing the verdict. He refused to comment upon leaving the courthouse, sending word through his office that he would keep his thoughts to himself until a news conference on Saturday.</w:t>
-        <w:br/>
-        <w:t>Tonight the jury foreman, Edward Eagles, answered questions for half an hour on his lawn in Northwest Washington, but he declined to give specific information the divisions among the jurors.</w:t>
-        <w:br/>
-        <w:t>Mr. Eagles, a teacher at a local preparatory school, said there was ''no anger'' but ''differences over tough issues.''</w:t>
-        <w:br/>
-        <w:t>Asked why the jury deadlocked, Mr. Eagles said, ''Never forget that famous phrase in law, 'beyond a reasonable doubt.' That's a very, very tough standard to meet.''</w:t>
-        <w:br/>
-        <w:t>Another juror, Johnnie Mae Hardeman, said that on one key count the vote was six to six. This was the crack possession charge that arose from Mr. Barry's arrest in a Federal ''sting'' operation at the Vista Hotel in Washington in January. A videotape of his arrest, entered into evidence and broadcast repeatedly on television, came to symbolize the case for many people who argued about the events it depicted.</w:t>
-        <w:br/>
-        <w:t>''I think it was entrapment,'' Ms. Hardeman said, referring to the Government operation and the tape, in which Mr. Barry was seen smoking crack. ''That's all it was.''</w:t>
-        <w:br/>
-        <w:t>The Mayor and his lawyers contended throughout the trial that he was tricked into smoking the drug.</w:t>
-        <w:br/>
-        <w:t>Mr. Barry's political future remains unclear. He said during jury selection in June that he did not intend to seek re-election to a fourth four-year term this year because the city needed to ''heal'' from the divisions caused by his case and because he needed more time to recover from addiction to alcohol and prescription drugs.</w:t>
-        <w:br/>
-        <w:t>Conviction on any of the three felony charges he faced would have precluded his serving as an elected official. But a misdemeanor conviction carries no such restriction and Mr. Barry is now free to change his mind, although he probably would have run as an independent since filing dates for the Democratic and Republican primaries have passed.</w:t>
+        <w:t>"New York needs more residences like Samaritan House to accommodate at least another 1,000 families," said Nancy Wackstein, the director of the Mayor's Office on Homelessness.</w:t>
         <w:br/>
         <w:t xml:space="preserve"> </w:t>
         <w:br/>
-        <w:t>'We Feel Very Lucky'</w:t>
+        <w:t>Return to Welfare Hotels</w:t>
         <w:br/>
-        <w:t>The Mayor's chief lawyer, R. Kenneth Mundy, said after the verdict, ''We feel very lucky.'' His client, who has been Mayor since 1978, took a deliberate walk around the block-square courthouse, trailed by a clutch of supporters who chanted, ''Barry! Barry! Four more years!'' Speaking to reporters outside the courthouse, Mr. Stephens said the trial demonstrated that ''the clutches of illegal drug use are beyond no one and it also emphatically emphasizes that no one is above the law.''</w:t>
+        <w:t xml:space="preserve"> Faced with a sharp rise in the homeless population, city officials announced recently that they were resuming placing families in welfare hotels after a two-year effort to phase out the welfare hotels. In a recent tally, the city said it had 542 families in shelters, 447 in hotels and 2,373 in transitional places like Samaritan House, where families stay while waiting to move into permanent housing.</w:t>
         <w:br/>
-        <w:t>As Mr. Stephens spoke, he was jeered by jubilant Barry supporters chanting, ''Who's next, Mr. Stephens?'' Mr. Stephens had to shout to be heard over the boos.</w:t>
+        <w:t>This network of small, privately run residences is growing, but slowly.</w:t>
         <w:br/>
-        <w:t>As jurors filed out of the courtroom after being dismissed by Judge Jackson, one let out a whoop of relief.</w:t>
+        <w:t>The Children's Aid Society, for example, opened Pelham Fritz Apartments this summer at 17-21 West 118th Street, accommodating 36 families in three attached dwellings -- the first residence for the poor that the society has sponsored since the turn of the century. "Our last tenants came to us straight from the infamous Prince George Hotel," said Philip Coltoff, the society's executive director.</w:t>
+        <w:br/>
+        <w:t>Rita Zimmer, a public health expert who founded and directs Women in Need, a nonprofit group that is housing 125 families in five residences, said a sixth will open in the Bronx next spring in partnership with Phipps Houses, another nonprofit group.</w:t>
+        <w:br/>
+        <w:t>"We're mom and pop operations," Ms. Zimmer said, "compared to city-run shelters that inevitably are too big, impersonal and bureaucratic to help people who need security, privacy and a sense of dignity."</w:t>
         <w:br/>
         <w:t xml:space="preserve"> </w:t>
         <w:br/>
-        <w:t>Reflection in Neighborhoods</w:t>
+        <w:t>Little Opposition</w:t>
         <w:br/>
-        <w:t>Along Georgia Avenue and along 14th Street, two thoroughfares through poor and working-class black neighborhoods where the Mayor has continued to draw substantial support, the verdict was greeted with reflection, rather than spontaneous celebration.</w:t>
+        <w:t xml:space="preserve"> Ms. Wackstein acknowledged that starting such a program is not easy and that much of the difficulty lies in complying with a myriad of government regulations. "It's a hard line of work." she said. "But then, nonprofit charities are not supposed to do what's easy."</w:t>
         <w:br/>
-        <w:t>''I think the verdict shows fairness and justice and some elements of feeling toward Marion Barry,'' said Shawn X. Brackeen, a 32-year-old member of the Nation of Islam who was walking up Georgia Avenue passing out political pamphlets. Turning to Earl Lewis, 31, and Anita Cleary, 32, who were walking with him, he said, ''Look at all the money they spent trying to get your brother.''</w:t>
+        <w:t>Saint John's Place Family Center in Brooklyn, for 99 families, was opened in June by three other nonprofit groups.</w:t>
         <w:br/>
-        <w:t>Mr. Lewis, who described himself as ''a part-time accountant and part-time janitor,'' said he would have preferred that the Mayor be acquitted on all counts, but Ms. Cleary interrupted him and said the one guilty verdict ''was there to satisfy the prosecution; that verdict's fair the way they gave it.''</w:t>
+        <w:t>Smaller dwellings rarely run into neighbornood opposition, Miss Wackstein said.</w:t>
+        <w:br/>
+        <w:t>The first Samaritan House was started with an innovative financing model, developed by Robert M. Hayes, now chairman of the Coalition for the Homeless.</w:t>
+        <w:br/>
+        <w:t>Sister Kathleen, who belongs to the Order of the Immaculate Heart of Mary, secured help from 10 small philanthropies. The largest donor, the J. M. Kaplan Fund, provided a $116,800interest-free loan enabling her to renovate a three-story dwelling at 388 Prospect Avenue. The city's Human Resources Administration gives Samaritan House $49.91 a day per family. The cost for a family of four in a hotel runs between $60 and $90 daily.</w:t>
         <w:br/>
         <w:t xml:space="preserve"> </w:t>
         <w:br/>
-        <w:t>Willing to Accept Verdict</w:t>
+        <w:t>'Efficient and Enthusiastic'</w:t>
         <w:br/>
-        <w:t>''I'm willing to accept the verdict of the jury,'' said the Rev. Ernest R. Gibson, pastor of the First Rising Mount Zion Baptist Church, which has one of the city's largest congregations. ''I think there are many of us who hope it's over and now we can put our energy toward reconciliation. What pleased me about the decision is the potential that the Mayor will come out of this without incarceration.''</w:t>
+        <w:t xml:space="preserve"> Since 1986, Sister Kathleen, who takes no salary, has saved enough money to recycle the Kaplan loan and to purchase the new dwelling at 539 Sixth Avenue. Jeffrey Carpels, Executive Deputy Commissioner for the H.R.A., welcomed the move and praised Samaritan House as "efficient and enthusiastic."</w:t>
         <w:br/>
-        <w:t>The Mayor was charged with 10 misdemeanor counts of possessing cocaine, three felony counts of lying to a grand jury about drug use and a single misdemeanor count that he conspired to obtain and use drugs.</w:t>
+        <w:t>The new addition, a freshly painted cream-color brick, blends into the working-class commmunity of neat, privately owned three-story houses. Without waiting for the building's completion, Avril Osborne-Morse moved in with her four children and will live rent free as building manager.</w:t>
         <w:br/>
-        <w:t>During the trial, the prosecution put on witnesses who testified that they had seen Mr. Barry use cocaine at least 250 times over 10 years, in places as diverse as the basement of his home here and the galley of a sailing boat in the Virgin Islands.</w:t>
+        <w:t>The 30-year-old mother is a sophomore at Brooklyn College, studying to be a teacher, and Sister Kathleen picked her as a good role model for other mothers.</w:t>
         <w:br/>
-        <w:t>The count on which Mr. Barry was found guilty alleged that he used cocaine at a downtown hotel, the Mayflower, with a longtime friend, Doris Crenshaw, in November 1989. The defense argued that Ms. Crenshaw could not fix the date precisely, but the prosecution produced a hotel bill that indicated she had stayed at the hotel and had placed a phone call to Mr. Barry.</w:t>
+        <w:t>Adrian, the oldest of her children, now awakens to see light streaming into the bedroom that he shares with his brother, Richard, and two pet birds. "For the first time in my life, I have my own window," he said.</w:t>
+        <w:br/>
+        <w:t>There is nothing on the Samaritan Houses to identify them, said Sister Kathleen, in part because families have experienced violence and want anonymity and because she wants to maintain the family-like setting.</w:t>
         <w:br/>
         <w:t xml:space="preserve"> </w:t>
         <w:br/>
-        <w:t>Not Guilty Count</w:t>
+        <w:t>Nearby Social Services</w:t>
         <w:br/>
-        <w:t>The count on which Mr. Barry was found not guilty alleged that a drug dealer, Lydia Pearson, sold him three $30 bags of crack in the office of a City Hall annex on September 7, 1988. Ms. Pearson testified that she also handed the Mayor a job application with the crack. But the defense contended that Mr. Barry never went to the annex that day and presented witnesses who testified that he was at a Fire Department meeting at the time.</w:t>
+        <w:t xml:space="preserve"> But residents feel they belong to the community and confidently reach out to neighbors: small children come to Prospect Avenue to use the round above-ground pool, and neighborhood families borrow the playroom for parties. A pot of spiced orange tea seems always ready on the stove when former residents or neighbors drop by for a visit.</w:t>
         <w:br/>
-        <w:t>The jury of nine women and three men, mostly middle-age, deliberated eight days on the evidence. On Thursday, one of the jurors was hospitalized for stress and depression, but she returned this morning.</w:t>
+        <w:t>Half of the mothers are either in college or working, and Sister Kathleen plans to convert a small rear building on Sixth Avenue into a learning center with computer equipment for mothers and children to learn word processing. The nearby Family Reception Center, run by the Good Shepherd Sisters, provides family counseling and a range of social services.</w:t>
         <w:br/>
-        <w:t>Shortly before 4 p.m. today, the jury sent word to Judge Jackson that it needed instructions about what to do about charges on which it could not reach agreement. He summoned the panel and asked it whether it had resolved any of the 14 counts and, if so, whether it was ready to announce its finding.</w:t>
+        <w:t>"I don't understand the dynamic, but the mix of cultures we have hereworked well for us," Sister Kathleen said, "and everyone seems to become more respectful about ethnic differences. Besides, the cooking is sensational."</w:t>
         <w:br/>
-        <w:t>The jury reported it had resolved two counts and was ready to announce the findings but was deadlocked on the remaining charges. Then, once the two findings had been announced, the judge asked the jury to retire and determine whether further deliberation might break the impasse.</w:t>
-        <w:br/>
-        <w:t>A few minutes later, the panel returned and said it was hopeless to continue.</w:t>
-        <w:br/>
-        <w:t>The panel had been sequestered from the start of testimony, with the judge citing the intense news coverage and deep emotions the case had stirred in the community.</w:t>
-        <w:br/>
-        <w:t>Federal prosecutors contended that Mr. Barry, who sought treatment earlier this year for what he said was addiction to alcohol and prescription drugs, was a confirmed drug addict who from 1983 to 1990 used cocaine, opium and marijuana.</w:t>
-        <w:br/>
-        <w:t>At first, Mr. Barry, who did not take the stand, flatly denied the charges and contended that he had been singled out for prosecution because he was the black leader of a predominantly black city. That assertion was echoed by a number of other prominent blacks and some local residents.</w:t>
-        <w:br/>
-        <w:t>But near the end of the trial, Mr. Mundy surprised the jury, made up of 10 blacks and 2 whites, by acknowledging that his client had ''occasionally'' used drugs. Still, the Mayor continued to deny the specific accusations of drug use at issue in the trial.</w:t>
-        <w:br/>
-        <w:t>Mr. Barry and his supporters said Government prosecutors went too far when they set up the undercover operation in which one of his former lovers, Rasheeda Moore, invited him to her room here at the Vista Hotel. The hidden video cameras showed Mr. Barry smoking a pipe and the arrest that followed.</w:t>
-        <w:br/>
-        <w:t>The grainy black-and-white tape, on which Mr. Barry cursed and mumbled dejectedly to arresting officers that he had been tricked by Ms. Moore, was shown several times during the trial, sometimes with stop-action so that the jury could study it closely.</w:t>
-        <w:br/>
-        <w:t>Mr. Barry's defense also contended that the 25 witnesses the Government had called to back up the charges against him were not to be trusted. The defense said most were facing possible drug prosecution themselves and had struck deals with his prosecutors before taking the stand.</w:t>
-        <w:br/>
-        <w:t>The defense called 18 witnesses, many of them put on the stand earlier by the prosecution. Mr. Mundy concentrated on finding contradictions and discrepancies in prosecution testimony but made no all-out attempt to refute each charge.</w:t>
-        <w:br/>
-        <w:t>Each misdemeanor charge against Mr. Barry carried a maximum sentence of up to a year in jail and a fine of up to $100,000. Each felony count carried a maximum sentence of up to five years in jail and a fine of up to $250,000.</w:t>
+        <w:t>She has set herself a schedule to save enough to buy a third dwelling in two years and then perhaps another. "I don't think I have done anything here others cannot duplicate. Keep things small and everything is manageable."</w:t>
         <w:br/>
         <w:br/>
         <w:t>Graphic</w:t>
@@ -149,7 +117,7 @@
         <w:br/>
         <w:t xml:space="preserve"> </w:t>
         <w:br/>
-        <w:t>Photos: Mayor Marion S. Barry is hugged by a supporter after the verdict. Judge Thomas Penfield Jackson, who set a hearing for Sept. 17, when prosecutors may request a new trial and Mr. Barry's attorneys may appeal the conviction. Jay B. Stephens, the United States Attorney, would not say whether the Government would seek a new trial against Mayor Marion S. Barry Jr. (Paul Hosefros/The New York Times)(pg12); Mayor Marion S. Barry posed with his lawyer, R. Kenneth Mundy, right, outside the courthouse after the verdicts were read. (Jose R. Lopez/The New York Times)</w:t>
+        <w:t>Photo: At a Samaritan House shelter in Brooklyn, two girls who lived in a studio apartment with four adults and five other children can sit on a bed and read in privacy in their sunny new bedroom; At the shelter in the Park Slope section, a 14-year-old boy who lived in a rat-infested housing project in the Bronx now has his own room. Nothing on the Samaritan Houses identifies them as shelters, in part because families have experienced violence and want anonymity. (Photographs by Michelle V. Agins/The New York Times)</w:t>
       </w:r>
     </w:p>
     <w:sectPr>

--- a/example_articles/gender/Women/1.gender_Women_New_York_Times.docx
+++ b/example_articles/gender/Women/1.gender_Women_New_York_Times.docx
@@ -7,7 +7,7 @@
         <w:pStyle w:val="Heading1"/>
       </w:pPr>
       <w:r>
-        <w:t>In Small Shelters, Touch Of Home for Homeless</w:t>
+        <w:t>Stand by Your Man? On TV, as in Life, There Are Alternatives</w:t>
       </w:r>
     </w:p>
     <w:p>
@@ -17,17 +17,17 @@
     </w:p>
     <w:p>
       <w:r>
-        <w:t>Date: 1990-11-11</w:t>
+        <w:t>Date: 2022-12-09</w:t>
       </w:r>
     </w:p>
     <w:p>
       <w:r>
-        <w:t>Section: Section 1;; Section 1; Part 1; Page 34; Column 5; Metropolitan Desk; Part 1;; Column 5;</w:t>
+        <w:t>Section: ARTS; television</w:t>
       </w:r>
     </w:p>
     <w:p>
       <w:r>
-        <w:t>Source file: NYT/45.DOCX</w:t>
+        <w:t>Source file: NYT/8.DOCX</w:t>
       </w:r>
     </w:p>
     <w:p>
@@ -49,75 +49,67 @@
     </w:p>
     <w:p>
       <w:r>
-        <w:t>Four years ago, Sister Kathleen Toner opened Samaritan House. Her goal was to show that homeless mothers and children could be given a place to live that was more like a home and cost less than welfare hotels or the big, impersonal and sometimes dangerous shelters run by New York City.</w:t>
+        <w:t>As norms around marriage and divorce have evolved over the decades, so have their depictions on television, mostly recently in series like "George &amp; Tammy," "Better Things" and "The Split."</w:t>
         <w:br/>
-        <w:t>Since then, Samaritan House has prospered, evoked some imitators and expanded. work is nearing completion on a second Samaritan House.</w:t>
+        <w:t>On Jan. 26, 1992, Hillary Clinton gave an interview to "60 Minutes." Gennifer Flowers, a cabaret singer, had recently told a tabloid about her longtime affair with Bill Clinton, then a candidate for president. Seated on a sofa next to her husband, Hillary, prim in a blazer and headband, asserted her independence.</w:t>
         <w:br/>
-        <w:t>The two nonsectarian residences in the Park Slope section of Brooklyn together accommodate 12 families -- barely a drop in the bucket of the city's homeless problem.</w:t>
+        <w:t>"I'm not sitting here, some little woman standing by my man like Tammy Wynette," she said to the interviewer.</w:t>
         <w:br/>
-        <w:t>"New York needs more residences like Samaritan House to accommodate at least another 1,000 families," said Nancy Wackstein, the director of the Mayor's Office on Homelessness.</w:t>
+        <w:t>Wynette, by then a country music legend with a tinseled string of No. 1 songs, was, as she expressed it in an open letter, as angry as she could be. "Mrs. Clinton, you have offended every woman and man who love that song," she wrote. "I believe you have offended every true country music fan and every person who has 'made it on their own.'"</w:t>
         <w:br/>
-        <w:t xml:space="preserve"> </w:t>
+        <w:t>This was, of course, the great irony of the situation. Clinton, on that cream sofa, did stand by her man. She is still standing by. And despite what her oeuvre might suggest, Wynette, who came to Nashville as a single mother and later obtained two further divorces and one annulment, did not.</w:t>
         <w:br/>
-        <w:t>Return to Welfare Hotels</w:t>
+        <w:t>Wynette's history — musical, marital — is revived in "George &amp; Tammy," a limited series, airing on Showtime, which stars Jessica Chastain as Wynette and Michael Shannon as her third husband, the country star George Jones. In its nuanced depiction of marriage and divorce, "George &amp; Tammy" is one of several recent shows — the HBO remake of "Scenes From a Marriage," "Fleishman Is in Trouble," "Better Things," "The Split" — rethinking and complicating the representation of how a marriage ends and what might come after.</w:t>
         <w:br/>
-        <w:t xml:space="preserve"> Faced with a sharp rise in the homeless population, city officials announced recently that they were resuming placing families in welfare hotels after a two-year effort to phase out the welfare hotels. In a recent tally, the city said it had 542 families in shelters, 447 in hotels and 2,373 in transitional places like Samaritan House, where families stay while waiting to move into permanent housing.</w:t>
+        <w:t>"Every time we change the shape of what family looks like, it is exciting," said Abi Morgan, speaking of her writing for "The Split," a drama about a family of London divorce lawyers that ended a three-season run earlier this year. "Because we then open up our ideals."</w:t>
         <w:br/>
-        <w:t>This network of small, privately run residences is growing, but slowly.</w:t>
+        <w:t>The first divorced main character to appear on scripted television was most likely Vivian Vance's Vivian Bagley, in "The Lucy Show," which debuted in 1962. The show's source material, Irene Kampen's novel "Life Without George," centered on two divorced women, but despite that — and despite Ball's real-life split from Desi Arnaz — her character was rendered as a widow, a move thought to invite more sympathy. Carol Brady of "The Brady Bunch" was possibly divorced, but the show, which began in 1969, the same year that California adopted no-fault divorce, never directly addressed her status. Mary Richards, the lead character of "The Mary Tyler Moore Show," was originally pitched as divorced, but the network insisted on a broken engagement instead.</w:t>
         <w:br/>
-        <w:t>The Children's Aid Society, for example, opened Pelham Fritz Apartments this summer at 17-21 West 118th Street, accommodating 36 families in three attached dwellings -- the first residence for the poor that the society has sponsored since the turn of the century. "Our last tenants came to us straight from the infamous Prince George Hotel," said Philip Coltoff, the society's executive director.</w:t>
+        <w:t>Yet as the women's liberation movement expanded and the divorce rate rose, divorced women became more common onscreen as well as off, with creators eager to plumb both the narrative potential and the socioeconomic impact of divorce. "Nineteen-seventies television was really interested in exploring social issues," said Annie Berke, the author of "Their Own Best Creations: Women Writers in Postwar Television." "And divorce was a social issue."</w:t>
         <w:br/>
-        <w:t>Rita Zimmer, a public health expert who founded and directs Women in Need, a nonprofit group that is housing 125 families in five residences, said a sixth will open in the Bronx next spring in partnership with Phipps Houses, another nonprofit group.</w:t>
+        <w:t>Why were there so few divorced male protagonists, beyond the sad sacks of "The Odd Couple"? Perhaps because divorce represented lower economic hurdles for male characters, who were presumably already in the work force and had long enjoyed lives outside the home. The potential for new experiences is minimized.</w:t>
         <w:br/>
-        <w:t>"We're mom and pop operations," Ms. Zimmer said, "compared to city-run shelters that inevitably are too big, impersonal and bureaucratic to help people who need security, privacy and a sense of dignity."</w:t>
+        <w:t>Besides, divorced men are often seen as less sympathetic. (Want sympathy? Write a widower.) If women are taught to desire marriage, the conventional wisdom goes, a wife must have had a good reason to want to end one. And if the marriage is ended for her, then she seems even more deserving of compassion. Men's liberation carries less social heft.</w:t>
         <w:br/>
-        <w:t xml:space="preserve"> </w:t>
+        <w:t>In the '70s and early '80s, divorced and divorcing women became the heroines of numerous situation comedies such as "One Day at a Time," "It's a Living," "Alice," "Maude" and "Rhoda," a "Mary Tyler Moore" spinoff. In these shows, which center on working-class and middle-class urban women, divorce often constitutes a financial and social injury that a heroine or sidekick weathers with heart and pluck.</w:t>
         <w:br/>
-        <w:t>Little Opposition</w:t>
+        <w:t>In the early 2000s, a new kind of divorced woman emerged. From Charlotte of "Sex and the City" (which debuted in 1998) up through "The Starter Wife" (2007-8) and "Girlfriends' Guide to Divorce" (2014-18), portrayals of divorce became more glamorous, more privileged. In shows that included divorce as a major plot point, splits offered women a chance to reinvent themselves, though their emancipation was often narrowly focused on luxury lifestyle choices and their pursuit of new partners. These shows divorce women not only from their spouses but also from broader political concerns. (One fulcrum show: "Designing Women," which ended in 1993, included one divorced character, Annie Potts's Mary Jo, who had an active investment in women's liberation, and another, Delta Burke's Suzanne, who did not.)</w:t>
         <w:br/>
-        <w:t xml:space="preserve"> Ms. Wackstein acknowledged that starting such a program is not easy and that much of the difficulty lies in complying with a myriad of government regulations. "It's a hard line of work." she said. "But then, nonprofit charities are not supposed to do what's easy."</w:t>
+        <w:t>Suzanne Leonard, a professor of English at Simmons University and the author of "Wife, Inc.: The Business of Marriage in the Twenty-First Century," sees such shows as exemplars of postfeminism or "choice feminism," an ideology in which any choice a woman makes is seen as potentially empowering. "There was a lot of discussion during the second-wave feminist movement about the financial consequences of divorce," she said. "And those consequences become really glossed over."</w:t>
         <w:br/>
-        <w:t>Saint John's Place Family Center in Brooklyn, for 99 families, was opened in June by three other nonprofit groups.</w:t>
+        <w:t>This focus on women's personal emancipation continued in shows like "The Marvelous Mrs. Maisel," whose heroine becomes a comedian only after a split; "Grace and Frankie," about frenemies whose lives are enlarged after they divorce their husbands; and "The Good Wife," in which a politician's wife flowers professionally (and reveals her own questionable ethics) once her marriage ends.</w:t>
         <w:br/>
-        <w:t>Smaller dwellings rarely run into neighbornood opposition, Miss Wackstein said.</w:t>
+        <w:t>But in the past half decade, more series have begun to explore both signatories of a divorce decree. (Men's liberation? Your time is now.) Sharon Horgan ("Catastrophe") created "Divorce," which ran on HBO from 2016 to 2019, before her own marriage ended. But even then she was determined to show both sides of the split. She was interested, she said in a recent phone interview, "in exploring a sort of flip-flop in terms of who you were rooting for or who had it worse and which character wishes they could go back."</w:t>
         <w:br/>
-        <w:t>The first Samaritan House was started with an innovative financing model, developed by Robert M. Hayes, now chairman of the Coalition for the Homeless.</w:t>
+        <w:t>"Divorce" and its contemporaries — "Fleishman Is in Trouble," "The Affair," "Scenes From a Marriage" — suggest that divorce is not necessarily calamity or deliverance. (The comedy "The New Adventures of Old Christine," whose heroine was presumably just as messy before her divorce as after, is an arguable forerunner.) Divorce, these shows argue, will solve some problems but not necessarily others, and it will rarely mean the definite end of a relationship, particularly if there are children involved.</w:t>
         <w:br/>
-        <w:t>Sister Kathleen, who belongs to the Order of the Immaculate Heart of Mary, secured help from 10 small philanthropies. The largest donor, the J. M. Kaplan Fund, provided a $116,800interest-free loan enabling her to renovate a three-story dwelling at 388 Prospect Avenue. The city's Human Resources Administration gives Samaritan House $49.91 a day per family. The cost for a family of four in a hotel runs between $60 and $90 daily.</w:t>
+        <w:t>"This is the secret that no one will say: Once you love a person, you don't stop loving them," Abe Sylvia, the creator of "George &amp; Tammy" said. "You may have a lot of rage and a lot of anger, but that's all coming from that kernel of connection that's actually locked in."</w:t>
         <w:br/>
-        <w:t xml:space="preserve"> </w:t>
+        <w:t>"George &amp; Tammy" depicts divorce as necessary, a consequence of George's alcoholism. But the legal decree doesn't sever the connection between the two of them, who remain intermittently enmeshed, both personally and professionally. And divorce doesn't liberate Tammy. Her subsequent marriage, to the songwriter and producer George Richey (Steve Zahn), is represented as being much worse. The problems that afflict Tammy before her divorce — a hard-charging work ethic that will eventually compromise her health, the fierceness of her attachments — dog her after.</w:t>
         <w:br/>
-        <w:t>'Efficient and Enthusiastic'</w:t>
+        <w:t>"This empowerment people find in a third act? I think it's a lie," Sylvia said. "All of us are carrying along the baggage of all of our relationships at all times. George and Tammy were just honest about it."</w:t>
         <w:br/>
-        <w:t xml:space="preserve"> Since 1986, Sister Kathleen, who takes no salary, has saved enough money to recycle the Kaplan loan and to purchase the new dwelling at 539 Sixth Avenue. Jeffrey Carpels, Executive Deputy Commissioner for the H.R.A., welcomed the move and praised Samaritan House as "efficient and enthusiastic."</w:t>
+        <w:t>The divorce rate has fallen in recent years, partly because the marriage rate has as well. (According to the last census, there are 5.1 marriages per 1,000 Americans and 2.3 divorces.) At the same time, some corners of the culture seem to think traditional family structures need saving — witness, for example, the TikTok videos valorizing housewife life or the Republican rhetoric decryingno-fault divorce. And yet, divorce can offer an opportunity to rethink those structures in healthy ways, as can its representations.</w:t>
         <w:br/>
-        <w:t>The new addition, a freshly painted cream-color brick, blends into the working-class commmunity of neat, privately owned three-story houses. Without waiting for the building's completion, Avril Osborne-Morse moved in with her four children and will live rent free as building manager.</w:t>
+        <w:t>"There are many ways to be a family," Orna Guralnik, a psychoanalyst and the star of Showtime's unscripted series "Couples Therapy," said in a recent phone interview. "A husband and wife in a particular kind of marriage is just one option."</w:t>
         <w:br/>
-        <w:t>The 30-year-old mother is a sophomore at Brooklyn College, studying to be a teacher, and Sister Kathleen picked her as a good role model for other mothers.</w:t>
+        <w:t>Some older shows have suggested alternative family structures. In "The Golden Girls," which began in 1985, Dorothy's divorce from Stan precipitates her new living arrangements. "Kate &amp; Allie," which began the year before, presents a beautiful fantasy in which two divorced women and their kids are able to share an entire West Village brownstone. More recently, in "Better Things" and "The Split," divorced women create rich, meaningful lives without necessarily seeking new partnerships.</w:t>
         <w:br/>
-        <w:t>Adrian, the oldest of her children, now awakens to see light streaming into the bedroom that he shares with his brother, Richard, and two pet birds. "For the first time in my life, I have my own window," he said.</w:t>
+        <w:t>In "Better Things," which wrapped up earlier this year, Pamela Adlon plays Sam, a single mother and working actress whose biography overlaps with Adlon's own. With three growing daughters, a vibrant group of friends and a mother who lives across the street, Sam's life is, if anything, too full.</w:t>
         <w:br/>
-        <w:t>There is nothing on the Samaritan Houses to identify them, said Sister Kathleen, in part because families have experienced violence and want anonymity and because she wants to maintain the family-like setting.</w:t>
+        <w:t>"There's nothing missing," Adlon said in a recent phone interview.</w:t>
         <w:br/>
-        <w:t xml:space="preserve"> </w:t>
+        <w:t>Going into the show's third season, she remembered fielding press questions about whom Sam might pair with, which made Adlon more determined to have Sam stay single. "That's when I realized how important it was to stay the course and mirror my life and the life of a lot of other women, who never do reconstitute a family," she said.</w:t>
         <w:br/>
-        <w:t>Nearby Social Services</w:t>
+        <w:t>This is, of course, one of the great gifts of television, that it can reflect back to us our own lives while also opening the possibility of new ones. The finale of "The Split," for example, emphasizes the relationships between Nicola Walker's Hannah and her family instead of pushing her toward a new partner.</w:t>
         <w:br/>
-        <w:t xml:space="preserve"> But residents feel they belong to the community and confidently reach out to neighbors: small children come to Prospect Avenue to use the round above-ground pool, and neighborhood families borrow the playroom for parties. A pot of spiced orange tea seems always ready on the stove when former residents or neighbors drop by for a visit.</w:t>
+        <w:t>Morgan shot two endings, one of which did suggest a romantic future for Hannah. "But actually, I felt deflated when I watched it," she said. "I thought of all my girlfriends who had gone through divorce, and somehow I was reiterating something by saying, 'You're only complete by having another relationship.'"</w:t>
         <w:br/>
-        <w:t>Half of the mothers are either in college or working, and Sister Kathleen plans to convert a small rear building on Sixth Avenue into a learning center with computer equipment for mothers and children to learn word processing. The nearby Family Reception Center, run by the Good Shepherd Sisters, provides family counseling and a range of social services.</w:t>
+        <w:t>Morgan isn't against love, she clarified, or marriage. She has been with her husband, the writer Jacob Krichefski, for 22 years. But she believes in envisioning other forms of love, partnership and family.</w:t>
         <w:br/>
-        <w:t>"I don't understand the dynamic, but the mix of cultures we have hereworked well for us," Sister Kathleen said, "and everyone seems to become more respectful about ethnic differences. Besides, the cooking is sensational."</w:t>
+        <w:t>"People always want happy endings," she said. "We're just changing the idea of what a happy ending is."</w:t>
         <w:br/>
-        <w:t>She has set herself a schedule to save enough to buy a third dwelling in two years and then perhaps another. "I don't think I have done anything here others cannot duplicate. Keep things small and everything is manageable."</w:t>
-        <w:br/>
-        <w:br/>
-        <w:t>Graphic</w:t>
-        <w:br/>
-        <w:br/>
-        <w:t xml:space="preserve"> </w:t>
-        <w:br/>
-        <w:t>Photo: At a Samaritan House shelter in Brooklyn, two girls who lived in a studio apartment with four adults and five other children can sit on a bed and read in privacy in their sunny new bedroom; At the shelter in the Park Slope section, a 14-year-old boy who lived in a rat-infested housing project in the Bronx now has his own room. Nothing on the Samaritan Houses identifies them as shelters, in part because families have experienced violence and want anonymity. (Photographs by Michelle V. Agins/The New York Times)</w:t>
+        <w:t>PHOTOS: Top, "George &amp; Tammy," with Michael Shannon and Jessica Chastain, offers a nuanced depiction of marriage and divorce. Above from left, Thomas Haden Church and Sarah Jessica Parker played two sides of the central conflict in "Divorce." Pamela Adlon did not want to pair off her alter ego in "Better Things." (PHOTOGRAPHS BY DANA HAWLEY/SHOWTIME; CRAIG BLANKENHORN/HBO; SUZANNE TENNER/FX); Mary Tyler Moore, foreground, and Valerie Harper in "The Mary Tyler Moore Show." Moore's character was coming off a broken engagement at the start of the show. (PHOTOGRAPH BY CBS) This article appeared in print on page C6.</w:t>
       </w:r>
     </w:p>
     <w:sectPr>
